--- a/HEI_information_system.docx
+++ b/HEI_information_system.docx
@@ -59,55 +59,79 @@
         <w:tblLook w:val="04A0" w:firstRow="1" w:lastRow="0" w:firstColumn="1" w:lastColumn="0" w:noHBand="0" w:noVBand="1"/>
       </w:tblPr>
       <w:tblGrid>
-        <w:gridCol w:w="2263"/>
-        <w:gridCol w:w="7082"/>
+        <w:gridCol w:w="2009"/>
+        <w:gridCol w:w="6283"/>
+        <w:gridCol w:w="1053"/>
       </w:tblGrid>
       <w:tr>
         <w:tc>
           <w:tcPr>
-            <w:tcW w:w="2263" w:type="dxa"/>
-          </w:tcPr>
-          <w:p>
-            <w:pPr>
-              <w:rPr>
-                <w:b/>
-                <w:bCs/>
-              </w:rPr>
-            </w:pPr>
-            <w:r>
-              <w:rPr>
-                <w:b/>
-                <w:bCs/>
-              </w:rPr>
-              <w:t>Студенты</w:t>
-            </w:r>
-          </w:p>
-        </w:tc>
-        <w:tc>
-          <w:tcPr>
-            <w:tcW w:w="7082" w:type="dxa"/>
-          </w:tcPr>
-          <w:p>
-            <w:pPr>
-              <w:rPr>
-                <w:i/>
-                <w:iCs/>
-              </w:rPr>
-            </w:pPr>
-            <w:r>
-              <w:rPr>
-                <w:i/>
-                <w:iCs/>
-                <w:lang w:val="en-US"/>
-              </w:rPr>
-              <w:t>Id</w:t>
-            </w:r>
-            <w:r>
-              <w:rPr>
-                <w:i/>
-                <w:iCs/>
-              </w:rPr>
-              <w:t>, ФИО, телефон, почта, дата рождения, группа, роль</w:t>
+            <w:tcW w:w="2018" w:type="dxa"/>
+            <w:shd w:val="clear" w:color="auto" w:fill="E7E6E6" w:themeFill="background2"/>
+          </w:tcPr>
+          <w:p>
+            <w:pPr>
+              <w:rPr>
+                <w:b/>
+                <w:bCs/>
+              </w:rPr>
+            </w:pPr>
+            <w:r>
+              <w:rPr>
+                <w:b/>
+                <w:bCs/>
+              </w:rPr>
+              <w:t>ОБЪЕКТ</w:t>
+            </w:r>
+          </w:p>
+        </w:tc>
+        <w:tc>
+          <w:tcPr>
+            <w:tcW w:w="6482" w:type="dxa"/>
+            <w:shd w:val="clear" w:color="auto" w:fill="E7E6E6" w:themeFill="background2"/>
+          </w:tcPr>
+          <w:p>
+            <w:pPr>
+              <w:rPr>
+                <w:b/>
+                <w:bCs/>
+                <w:i/>
+                <w:iCs/>
+              </w:rPr>
+            </w:pPr>
+            <w:r>
+              <w:rPr>
+                <w:b/>
+                <w:bCs/>
+                <w:i/>
+                <w:iCs/>
+              </w:rPr>
+              <w:t>АТРИБУТЫ</w:t>
+            </w:r>
+          </w:p>
+        </w:tc>
+        <w:tc>
+          <w:tcPr>
+            <w:tcW w:w="845" w:type="dxa"/>
+            <w:shd w:val="clear" w:color="auto" w:fill="E7E6E6" w:themeFill="background2"/>
+          </w:tcPr>
+          <w:p>
+            <w:pPr>
+              <w:rPr>
+                <w:b/>
+                <w:bCs/>
+                <w:i/>
+                <w:iCs/>
+              </w:rPr>
+            </w:pPr>
+            <w:r>
+              <w:rPr>
+                <w:b/>
+                <w:bCs/>
+                <w:i/>
+                <w:iCs/>
+              </w:rPr>
+              <w:t>СТЕПЕНЬ</w:t>
             </w:r>
           </w:p>
         </w:tc>
@@ -115,27 +139,29 @@
       <w:tr>
         <w:tc>
           <w:tcPr>
-            <w:tcW w:w="2263" w:type="dxa"/>
-          </w:tcPr>
-          <w:p>
-            <w:pPr>
-              <w:rPr>
-                <w:b/>
-                <w:bCs/>
-              </w:rPr>
-            </w:pPr>
-            <w:r>
-              <w:rPr>
-                <w:b/>
-                <w:bCs/>
-              </w:rPr>
-              <w:t>Преподаватели</w:t>
-            </w:r>
-          </w:p>
-        </w:tc>
-        <w:tc>
-          <w:tcPr>
-            <w:tcW w:w="7082" w:type="dxa"/>
+            <w:tcW w:w="2018" w:type="dxa"/>
+            <w:vAlign w:val="center"/>
+          </w:tcPr>
+          <w:p>
+            <w:pPr>
+              <w:rPr>
+                <w:b/>
+                <w:bCs/>
+              </w:rPr>
+            </w:pPr>
+            <w:r>
+              <w:rPr>
+                <w:b/>
+                <w:bCs/>
+              </w:rPr>
+              <w:t>Студенты</w:t>
+            </w:r>
+          </w:p>
+        </w:tc>
+        <w:tc>
+          <w:tcPr>
+            <w:tcW w:w="6482" w:type="dxa"/>
+            <w:vAlign w:val="center"/>
           </w:tcPr>
           <w:p>
             <w:pPr>
@@ -157,14 +183,72 @@
                 <w:i/>
                 <w:iCs/>
               </w:rPr>
-              <w:t xml:space="preserve">, ФИО, телефон, почта, дата рождения, </w:t>
-            </w:r>
-            <w:r>
-              <w:rPr>
-                <w:i/>
-                <w:iCs/>
-              </w:rPr>
-              <w:t>роль, должность</w:t>
+              <w:t xml:space="preserve">, </w:t>
+            </w:r>
+            <w:proofErr w:type="gramStart"/>
+            <w:r>
+              <w:rPr>
+                <w:i/>
+                <w:iCs/>
+              </w:rPr>
+              <w:t>Ф</w:t>
+            </w:r>
+            <w:r>
+              <w:rPr>
+                <w:i/>
+                <w:iCs/>
+              </w:rPr>
+              <w:t>,</w:t>
+            </w:r>
+            <w:r>
+              <w:rPr>
+                <w:i/>
+                <w:iCs/>
+              </w:rPr>
+              <w:t>И</w:t>
+            </w:r>
+            <w:proofErr w:type="gramEnd"/>
+            <w:r>
+              <w:rPr>
+                <w:i/>
+                <w:iCs/>
+              </w:rPr>
+              <w:t>,</w:t>
+            </w:r>
+            <w:r>
+              <w:rPr>
+                <w:i/>
+                <w:iCs/>
+              </w:rPr>
+              <w:t>О, телефон, почта, дата рождения, группа</w:t>
+            </w:r>
+            <w:r>
+              <w:rPr>
+                <w:i/>
+                <w:iCs/>
+              </w:rPr>
+              <w:t>, дата создания</w:t>
+            </w:r>
+          </w:p>
+        </w:tc>
+        <w:tc>
+          <w:tcPr>
+            <w:tcW w:w="845" w:type="dxa"/>
+            <w:vAlign w:val="center"/>
+          </w:tcPr>
+          <w:p>
+            <w:pPr>
+              <w:rPr>
+                <w:i/>
+                <w:iCs/>
+              </w:rPr>
+            </w:pPr>
+            <w:r>
+              <w:rPr>
+                <w:i/>
+                <w:iCs/>
+              </w:rPr>
+              <w:t>9</w:t>
             </w:r>
           </w:p>
         </w:tc>
@@ -172,27 +256,29 @@
       <w:tr>
         <w:tc>
           <w:tcPr>
-            <w:tcW w:w="2263" w:type="dxa"/>
-          </w:tcPr>
-          <w:p>
-            <w:pPr>
-              <w:rPr>
-                <w:b/>
-                <w:bCs/>
-              </w:rPr>
-            </w:pPr>
-            <w:r>
-              <w:rPr>
-                <w:b/>
-                <w:bCs/>
-              </w:rPr>
-              <w:t>Факультеты</w:t>
-            </w:r>
-          </w:p>
-        </w:tc>
-        <w:tc>
-          <w:tcPr>
-            <w:tcW w:w="7082" w:type="dxa"/>
+            <w:tcW w:w="2018" w:type="dxa"/>
+            <w:vAlign w:val="center"/>
+          </w:tcPr>
+          <w:p>
+            <w:pPr>
+              <w:rPr>
+                <w:b/>
+                <w:bCs/>
+              </w:rPr>
+            </w:pPr>
+            <w:r>
+              <w:rPr>
+                <w:b/>
+                <w:bCs/>
+              </w:rPr>
+              <w:t>Преподаватели</w:t>
+            </w:r>
+          </w:p>
+        </w:tc>
+        <w:tc>
+          <w:tcPr>
+            <w:tcW w:w="6482" w:type="dxa"/>
+            <w:vAlign w:val="center"/>
           </w:tcPr>
           <w:p>
             <w:pPr>
@@ -207,14 +293,79 @@
                 <w:iCs/>
                 <w:lang w:val="en-US"/>
               </w:rPr>
-              <w:t xml:space="preserve">Id, </w:t>
-            </w:r>
-            <w:r>
-              <w:rPr>
-                <w:i/>
-                <w:iCs/>
-              </w:rPr>
-              <w:t>Наименование</w:t>
+              <w:t>Id</w:t>
+            </w:r>
+            <w:r>
+              <w:rPr>
+                <w:i/>
+                <w:iCs/>
+              </w:rPr>
+              <w:t xml:space="preserve">, </w:t>
+            </w:r>
+            <w:proofErr w:type="gramStart"/>
+            <w:r>
+              <w:rPr>
+                <w:i/>
+                <w:iCs/>
+              </w:rPr>
+              <w:t>Ф</w:t>
+            </w:r>
+            <w:r>
+              <w:rPr>
+                <w:i/>
+                <w:iCs/>
+              </w:rPr>
+              <w:t>,</w:t>
+            </w:r>
+            <w:r>
+              <w:rPr>
+                <w:i/>
+                <w:iCs/>
+              </w:rPr>
+              <w:t>И</w:t>
+            </w:r>
+            <w:proofErr w:type="gramEnd"/>
+            <w:r>
+              <w:rPr>
+                <w:i/>
+                <w:iCs/>
+              </w:rPr>
+              <w:t>,</w:t>
+            </w:r>
+            <w:r>
+              <w:rPr>
+                <w:i/>
+                <w:iCs/>
+              </w:rPr>
+              <w:t>О, телефон, почта, дата рождения, должность</w:t>
+            </w:r>
+            <w:r>
+              <w:rPr>
+                <w:i/>
+                <w:iCs/>
+              </w:rPr>
+              <w:t>, дата создания</w:t>
+            </w:r>
+          </w:p>
+        </w:tc>
+        <w:tc>
+          <w:tcPr>
+            <w:tcW w:w="845" w:type="dxa"/>
+            <w:vAlign w:val="center"/>
+          </w:tcPr>
+          <w:p>
+            <w:pPr>
+              <w:rPr>
+                <w:i/>
+                <w:iCs/>
+              </w:rPr>
+            </w:pPr>
+            <w:r>
+              <w:rPr>
+                <w:i/>
+                <w:iCs/>
+              </w:rPr>
+              <w:t>9</w:t>
             </w:r>
           </w:p>
         </w:tc>
@@ -222,27 +373,29 @@
       <w:tr>
         <w:tc>
           <w:tcPr>
-            <w:tcW w:w="2263" w:type="dxa"/>
-          </w:tcPr>
-          <w:p>
-            <w:pPr>
-              <w:rPr>
-                <w:b/>
-                <w:bCs/>
-              </w:rPr>
-            </w:pPr>
-            <w:r>
-              <w:rPr>
-                <w:b/>
-                <w:bCs/>
-              </w:rPr>
-              <w:t>Группы</w:t>
-            </w:r>
-          </w:p>
-        </w:tc>
-        <w:tc>
-          <w:tcPr>
-            <w:tcW w:w="7082" w:type="dxa"/>
+            <w:tcW w:w="2018" w:type="dxa"/>
+            <w:vAlign w:val="center"/>
+          </w:tcPr>
+          <w:p>
+            <w:pPr>
+              <w:rPr>
+                <w:b/>
+                <w:bCs/>
+              </w:rPr>
+            </w:pPr>
+            <w:r>
+              <w:rPr>
+                <w:b/>
+                <w:bCs/>
+              </w:rPr>
+              <w:t>Факультеты</w:t>
+            </w:r>
+          </w:p>
+        </w:tc>
+        <w:tc>
+          <w:tcPr>
+            <w:tcW w:w="6482" w:type="dxa"/>
+            <w:vAlign w:val="center"/>
           </w:tcPr>
           <w:p>
             <w:pPr>
@@ -257,21 +410,35 @@
                 <w:iCs/>
                 <w:lang w:val="en-US"/>
               </w:rPr>
-              <w:t>Id</w:t>
-            </w:r>
-            <w:r>
-              <w:rPr>
-                <w:i/>
-                <w:iCs/>
-              </w:rPr>
-              <w:t>, факультет, расписание, курс,</w:t>
-            </w:r>
-            <w:r>
-              <w:rPr>
-                <w:i/>
-                <w:iCs/>
-              </w:rPr>
-              <w:t xml:space="preserve"> специальность</w:t>
+              <w:t xml:space="preserve">Id, </w:t>
+            </w:r>
+            <w:r>
+              <w:rPr>
+                <w:i/>
+                <w:iCs/>
+              </w:rPr>
+              <w:t>Наименование</w:t>
+            </w:r>
+          </w:p>
+        </w:tc>
+        <w:tc>
+          <w:tcPr>
+            <w:tcW w:w="845" w:type="dxa"/>
+            <w:vAlign w:val="center"/>
+          </w:tcPr>
+          <w:p>
+            <w:pPr>
+              <w:rPr>
+                <w:i/>
+                <w:iCs/>
+              </w:rPr>
+            </w:pPr>
+            <w:r>
+              <w:rPr>
+                <w:i/>
+                <w:iCs/>
+              </w:rPr>
+              <w:t>2</w:t>
             </w:r>
           </w:p>
         </w:tc>
@@ -279,27 +446,29 @@
       <w:tr>
         <w:tc>
           <w:tcPr>
-            <w:tcW w:w="2263" w:type="dxa"/>
-          </w:tcPr>
-          <w:p>
-            <w:pPr>
-              <w:rPr>
-                <w:b/>
-                <w:bCs/>
-              </w:rPr>
-            </w:pPr>
-            <w:r>
-              <w:rPr>
-                <w:b/>
-                <w:bCs/>
-              </w:rPr>
-              <w:t>Специальности</w:t>
-            </w:r>
-          </w:p>
-        </w:tc>
-        <w:tc>
-          <w:tcPr>
-            <w:tcW w:w="7082" w:type="dxa"/>
+            <w:tcW w:w="2018" w:type="dxa"/>
+            <w:vAlign w:val="center"/>
+          </w:tcPr>
+          <w:p>
+            <w:pPr>
+              <w:rPr>
+                <w:b/>
+                <w:bCs/>
+              </w:rPr>
+            </w:pPr>
+            <w:r>
+              <w:rPr>
+                <w:b/>
+                <w:bCs/>
+              </w:rPr>
+              <w:t>Группы</w:t>
+            </w:r>
+          </w:p>
+        </w:tc>
+        <w:tc>
+          <w:tcPr>
+            <w:tcW w:w="6482" w:type="dxa"/>
+            <w:vAlign w:val="center"/>
           </w:tcPr>
           <w:p>
             <w:pPr>
@@ -314,29 +483,42 @@
                 <w:iCs/>
                 <w:lang w:val="en-US"/>
               </w:rPr>
-              <w:t>ID,</w:t>
-            </w:r>
-            <w:r>
-              <w:rPr>
-                <w:i/>
-                <w:iCs/>
-              </w:rPr>
-              <w:t xml:space="preserve"> Наименование,</w:t>
-            </w:r>
-            <w:r>
-              <w:rPr>
-                <w:i/>
-                <w:iCs/>
-                <w:lang w:val="en-US"/>
-              </w:rPr>
-              <w:t xml:space="preserve"> </w:t>
-            </w:r>
-            <w:r>
-              <w:rPr>
-                <w:i/>
-                <w:iCs/>
-              </w:rPr>
-              <w:t xml:space="preserve">факультет </w:t>
+              <w:t>Id</w:t>
+            </w:r>
+            <w:r>
+              <w:rPr>
+                <w:i/>
+                <w:iCs/>
+              </w:rPr>
+              <w:t>, факультет, расписание, курс, специальность</w:t>
+            </w:r>
+            <w:r>
+              <w:rPr>
+                <w:i/>
+                <w:iCs/>
+              </w:rPr>
+              <w:t>, дата создания</w:t>
+            </w:r>
+          </w:p>
+        </w:tc>
+        <w:tc>
+          <w:tcPr>
+            <w:tcW w:w="845" w:type="dxa"/>
+            <w:vAlign w:val="center"/>
+          </w:tcPr>
+          <w:p>
+            <w:pPr>
+              <w:rPr>
+                <w:i/>
+                <w:iCs/>
+              </w:rPr>
+            </w:pPr>
+            <w:r>
+              <w:rPr>
+                <w:i/>
+                <w:iCs/>
+              </w:rPr>
+              <w:t>6</w:t>
             </w:r>
           </w:p>
         </w:tc>
@@ -344,59 +526,87 @@
       <w:tr>
         <w:tc>
           <w:tcPr>
-            <w:tcW w:w="2263" w:type="dxa"/>
-          </w:tcPr>
-          <w:p>
-            <w:pPr>
-              <w:rPr>
-                <w:b/>
-                <w:bCs/>
-              </w:rPr>
-            </w:pPr>
-            <w:r>
-              <w:rPr>
-                <w:b/>
-                <w:bCs/>
-              </w:rPr>
-              <w:t>Аутентификация</w:t>
-            </w:r>
-          </w:p>
-        </w:tc>
-        <w:tc>
-          <w:tcPr>
-            <w:tcW w:w="7082" w:type="dxa"/>
-          </w:tcPr>
-          <w:p>
-            <w:pPr>
-              <w:rPr>
-                <w:i/>
-                <w:iCs/>
-              </w:rPr>
-            </w:pPr>
-            <w:proofErr w:type="spellStart"/>
+            <w:tcW w:w="2018" w:type="dxa"/>
+            <w:vAlign w:val="center"/>
+          </w:tcPr>
+          <w:p>
+            <w:pPr>
+              <w:rPr>
+                <w:b/>
+                <w:bCs/>
+              </w:rPr>
+            </w:pPr>
+            <w:r>
+              <w:rPr>
+                <w:b/>
+                <w:bCs/>
+              </w:rPr>
+              <w:t>Специальности</w:t>
+            </w:r>
+          </w:p>
+        </w:tc>
+        <w:tc>
+          <w:tcPr>
+            <w:tcW w:w="6482" w:type="dxa"/>
+            <w:vAlign w:val="center"/>
+          </w:tcPr>
+          <w:p>
+            <w:pPr>
+              <w:rPr>
+                <w:i/>
+                <w:iCs/>
+              </w:rPr>
+            </w:pPr>
             <w:r>
               <w:rPr>
                 <w:i/>
                 <w:iCs/>
                 <w:lang w:val="en-US"/>
               </w:rPr>
-              <w:t>User_id</w:t>
-            </w:r>
-            <w:proofErr w:type="spellEnd"/>
+              <w:t>ID,</w:t>
+            </w:r>
+            <w:r>
+              <w:rPr>
+                <w:i/>
+                <w:iCs/>
+              </w:rPr>
+              <w:t xml:space="preserve"> Наименование,</w:t>
+            </w:r>
             <w:r>
               <w:rPr>
                 <w:i/>
                 <w:iCs/>
                 <w:lang w:val="en-US"/>
               </w:rPr>
-              <w:t xml:space="preserve">, </w:t>
-            </w:r>
-            <w:r>
-              <w:rPr>
-                <w:i/>
-                <w:iCs/>
-              </w:rPr>
-              <w:t>Пароль</w:t>
+              <w:t xml:space="preserve"> </w:t>
+            </w:r>
+            <w:r>
+              <w:rPr>
+                <w:i/>
+                <w:iCs/>
+              </w:rPr>
+              <w:t xml:space="preserve">факультет </w:t>
+            </w:r>
+          </w:p>
+        </w:tc>
+        <w:tc>
+          <w:tcPr>
+            <w:tcW w:w="845" w:type="dxa"/>
+            <w:vAlign w:val="center"/>
+          </w:tcPr>
+          <w:p>
+            <w:pPr>
+              <w:rPr>
+                <w:i/>
+                <w:iCs/>
+              </w:rPr>
+            </w:pPr>
+            <w:r>
+              <w:rPr>
+                <w:i/>
+                <w:iCs/>
+              </w:rPr>
+              <w:t>3</w:t>
             </w:r>
           </w:p>
         </w:tc>
@@ -404,47 +614,52 @@
       <w:tr>
         <w:tc>
           <w:tcPr>
-            <w:tcW w:w="2263" w:type="dxa"/>
-          </w:tcPr>
-          <w:p>
-            <w:pPr>
-              <w:rPr>
-                <w:b/>
-                <w:bCs/>
-              </w:rPr>
-            </w:pPr>
-            <w:r>
-              <w:rPr>
-                <w:b/>
-                <w:bCs/>
-              </w:rPr>
-              <w:t>Сессии</w:t>
-            </w:r>
-          </w:p>
-        </w:tc>
-        <w:tc>
-          <w:tcPr>
-            <w:tcW w:w="7082" w:type="dxa"/>
-          </w:tcPr>
-          <w:p>
-            <w:pPr>
-              <w:rPr>
-                <w:i/>
-                <w:iCs/>
-              </w:rPr>
-            </w:pPr>
+            <w:tcW w:w="2018" w:type="dxa"/>
+            <w:vAlign w:val="center"/>
+          </w:tcPr>
+          <w:p>
+            <w:pPr>
+              <w:rPr>
+                <w:b/>
+                <w:bCs/>
+              </w:rPr>
+            </w:pPr>
+            <w:r>
+              <w:rPr>
+                <w:b/>
+                <w:bCs/>
+              </w:rPr>
+              <w:t>Аутентификация</w:t>
+            </w:r>
+          </w:p>
+        </w:tc>
+        <w:tc>
+          <w:tcPr>
+            <w:tcW w:w="6482" w:type="dxa"/>
+            <w:vAlign w:val="center"/>
+          </w:tcPr>
+          <w:p>
+            <w:pPr>
+              <w:rPr>
+                <w:i/>
+                <w:iCs/>
+              </w:rPr>
+            </w:pPr>
+            <w:proofErr w:type="spellStart"/>
             <w:r>
               <w:rPr>
                 <w:i/>
                 <w:iCs/>
                 <w:lang w:val="en-US"/>
               </w:rPr>
-              <w:t>ID</w:t>
-            </w:r>
-            <w:r>
-              <w:rPr>
-                <w:i/>
-                <w:iCs/>
+              <w:t>User_id</w:t>
+            </w:r>
+            <w:proofErr w:type="spellEnd"/>
+            <w:r>
+              <w:rPr>
+                <w:i/>
+                <w:iCs/>
+                <w:lang w:val="en-US"/>
               </w:rPr>
               <w:t xml:space="preserve">, </w:t>
             </w:r>
@@ -452,46 +667,29 @@
               <w:rPr>
                 <w:i/>
                 <w:iCs/>
-                <w:lang w:val="en-US"/>
-              </w:rPr>
-              <w:t>user</w:t>
-            </w:r>
-            <w:r>
-              <w:rPr>
-                <w:i/>
-                <w:iCs/>
-              </w:rPr>
-              <w:t>_</w:t>
-            </w:r>
-            <w:r>
-              <w:rPr>
-                <w:i/>
-                <w:iCs/>
-                <w:lang w:val="en-US"/>
-              </w:rPr>
-              <w:t>id</w:t>
-            </w:r>
-            <w:r>
-              <w:rPr>
-                <w:i/>
-                <w:iCs/>
-              </w:rPr>
-              <w:t xml:space="preserve">, устройство, </w:t>
-            </w:r>
-            <w:r>
-              <w:rPr>
-                <w:i/>
-                <w:iCs/>
-                <w:lang w:val="en-US"/>
-              </w:rPr>
-              <w:t>IP</w:t>
-            </w:r>
-            <w:r>
-              <w:rPr>
-                <w:i/>
-                <w:iCs/>
-              </w:rPr>
-              <w:t>, токен, последний вход, смерть токена</w:t>
+              </w:rPr>
+              <w:t>Пароль</w:t>
+            </w:r>
+          </w:p>
+        </w:tc>
+        <w:tc>
+          <w:tcPr>
+            <w:tcW w:w="845" w:type="dxa"/>
+            <w:vAlign w:val="center"/>
+          </w:tcPr>
+          <w:p>
+            <w:pPr>
+              <w:rPr>
+                <w:i/>
+                <w:iCs/>
+              </w:rPr>
+            </w:pPr>
+            <w:r>
+              <w:rPr>
+                <w:i/>
+                <w:iCs/>
+              </w:rPr>
+              <w:t>2</w:t>
             </w:r>
           </w:p>
         </w:tc>
@@ -499,29 +697,266 @@
       <w:tr>
         <w:tc>
           <w:tcPr>
-            <w:tcW w:w="2263" w:type="dxa"/>
-          </w:tcPr>
-          <w:p>
-            <w:pPr>
-              <w:rPr>
-                <w:b/>
-                <w:bCs/>
-              </w:rPr>
-            </w:pPr>
-          </w:p>
-        </w:tc>
-        <w:tc>
-          <w:tcPr>
-            <w:tcW w:w="7082" w:type="dxa"/>
-          </w:tcPr>
-          <w:p>
-            <w:pPr>
+            <w:tcW w:w="2018" w:type="dxa"/>
+            <w:vAlign w:val="center"/>
+          </w:tcPr>
+          <w:p>
+            <w:pPr>
+              <w:rPr>
+                <w:b/>
+                <w:bCs/>
+              </w:rPr>
+            </w:pPr>
+            <w:r>
+              <w:rPr>
+                <w:b/>
+                <w:bCs/>
+              </w:rPr>
+              <w:t>Сессии</w:t>
+            </w:r>
+          </w:p>
+        </w:tc>
+        <w:tc>
+          <w:tcPr>
+            <w:tcW w:w="6482" w:type="dxa"/>
+            <w:vAlign w:val="center"/>
+          </w:tcPr>
+          <w:p>
+            <w:pPr>
+              <w:rPr>
+                <w:i/>
+                <w:iCs/>
+              </w:rPr>
+            </w:pPr>
+            <w:r>
               <w:rPr>
                 <w:i/>
                 <w:iCs/>
                 <w:lang w:val="en-US"/>
               </w:rPr>
-            </w:pPr>
+              <w:t>ID</w:t>
+            </w:r>
+            <w:r>
+              <w:rPr>
+                <w:i/>
+                <w:iCs/>
+              </w:rPr>
+              <w:t xml:space="preserve">, </w:t>
+            </w:r>
+            <w:r>
+              <w:rPr>
+                <w:i/>
+                <w:iCs/>
+                <w:lang w:val="en-US"/>
+              </w:rPr>
+              <w:t>user</w:t>
+            </w:r>
+            <w:r>
+              <w:rPr>
+                <w:i/>
+                <w:iCs/>
+              </w:rPr>
+              <w:t>_</w:t>
+            </w:r>
+            <w:r>
+              <w:rPr>
+                <w:i/>
+                <w:iCs/>
+                <w:lang w:val="en-US"/>
+              </w:rPr>
+              <w:t>id</w:t>
+            </w:r>
+            <w:r>
+              <w:rPr>
+                <w:i/>
+                <w:iCs/>
+              </w:rPr>
+              <w:t xml:space="preserve">, устройство, </w:t>
+            </w:r>
+            <w:r>
+              <w:rPr>
+                <w:i/>
+                <w:iCs/>
+                <w:lang w:val="en-US"/>
+              </w:rPr>
+              <w:t>IP</w:t>
+            </w:r>
+            <w:r>
+              <w:rPr>
+                <w:i/>
+                <w:iCs/>
+              </w:rPr>
+              <w:t>, токен, последний вход, смерть токена</w:t>
+            </w:r>
+          </w:p>
+        </w:tc>
+        <w:tc>
+          <w:tcPr>
+            <w:tcW w:w="845" w:type="dxa"/>
+            <w:vAlign w:val="center"/>
+          </w:tcPr>
+          <w:p>
+            <w:pPr>
+              <w:rPr>
+                <w:i/>
+                <w:iCs/>
+              </w:rPr>
+            </w:pPr>
+            <w:r>
+              <w:rPr>
+                <w:i/>
+                <w:iCs/>
+              </w:rPr>
+              <w:t>7</w:t>
+            </w:r>
+          </w:p>
+        </w:tc>
+      </w:tr>
+      <w:tr>
+        <w:tc>
+          <w:tcPr>
+            <w:tcW w:w="2018" w:type="dxa"/>
+            <w:vAlign w:val="center"/>
+          </w:tcPr>
+          <w:p>
+            <w:pPr>
+              <w:rPr>
+                <w:b/>
+                <w:bCs/>
+              </w:rPr>
+            </w:pPr>
+            <w:r>
+              <w:rPr>
+                <w:b/>
+                <w:bCs/>
+              </w:rPr>
+              <w:t>Дисциплины</w:t>
+            </w:r>
+          </w:p>
+        </w:tc>
+        <w:tc>
+          <w:tcPr>
+            <w:tcW w:w="6482" w:type="dxa"/>
+            <w:vAlign w:val="center"/>
+          </w:tcPr>
+          <w:p>
+            <w:pPr>
+              <w:rPr>
+                <w:i/>
+                <w:iCs/>
+              </w:rPr>
+            </w:pPr>
+            <w:r>
+              <w:rPr>
+                <w:i/>
+                <w:iCs/>
+                <w:lang w:val="en-US"/>
+              </w:rPr>
+              <w:t xml:space="preserve">ID, </w:t>
+            </w:r>
+            <w:r>
+              <w:rPr>
+                <w:i/>
+                <w:iCs/>
+              </w:rPr>
+              <w:t>Наименование, преподаватели</w:t>
+            </w:r>
+          </w:p>
+        </w:tc>
+        <w:tc>
+          <w:tcPr>
+            <w:tcW w:w="845" w:type="dxa"/>
+            <w:vAlign w:val="center"/>
+          </w:tcPr>
+          <w:p>
+            <w:pPr>
+              <w:rPr>
+                <w:i/>
+                <w:iCs/>
+                <w:lang w:val="en-US"/>
+              </w:rPr>
+            </w:pPr>
+            <w:r>
+              <w:rPr>
+                <w:i/>
+                <w:iCs/>
+              </w:rPr>
+              <w:t>3</w:t>
+            </w:r>
+          </w:p>
+        </w:tc>
+      </w:tr>
+      <w:tr>
+        <w:tc>
+          <w:tcPr>
+            <w:tcW w:w="2018" w:type="dxa"/>
+            <w:vAlign w:val="center"/>
+          </w:tcPr>
+          <w:p>
+            <w:pPr>
+              <w:rPr>
+                <w:b/>
+                <w:bCs/>
+              </w:rPr>
+            </w:pPr>
+            <w:r>
+              <w:rPr>
+                <w:b/>
+                <w:bCs/>
+              </w:rPr>
+              <w:t>Руководство</w:t>
+            </w:r>
+          </w:p>
+        </w:tc>
+        <w:tc>
+          <w:tcPr>
+            <w:tcW w:w="6482" w:type="dxa"/>
+            <w:vAlign w:val="center"/>
+          </w:tcPr>
+          <w:p>
+            <w:pPr>
+              <w:rPr>
+                <w:i/>
+                <w:iCs/>
+                <w:lang w:val="en-US"/>
+              </w:rPr>
+            </w:pPr>
+            <w:r>
+              <w:rPr>
+                <w:i/>
+                <w:iCs/>
+                <w:lang w:val="en-US"/>
+              </w:rPr>
+              <w:t>ID_</w:t>
+            </w:r>
+            <w:r>
+              <w:rPr>
+                <w:i/>
+                <w:iCs/>
+              </w:rPr>
+              <w:t>пользователя, должность, подразделение</w:t>
+            </w:r>
+          </w:p>
+        </w:tc>
+        <w:tc>
+          <w:tcPr>
+            <w:tcW w:w="845" w:type="dxa"/>
+            <w:vAlign w:val="center"/>
+          </w:tcPr>
+          <w:p>
+            <w:pPr>
+              <w:rPr>
+                <w:i/>
+                <w:iCs/>
+              </w:rPr>
+            </w:pPr>
+            <w:r>
+              <w:rPr>
+                <w:i/>
+                <w:iCs/>
+              </w:rPr>
+              <w:t>3</w:t>
+            </w:r>
           </w:p>
         </w:tc>
       </w:tr>
@@ -555,7 +990,10 @@
         <w:rPr>
           <w:lang w:val="en-US"/>
         </w:rPr>
-        <w:t xml:space="preserve">Name – </w:t>
+        <w:t>Name</w:t>
+      </w:r>
+      <w:r>
+        <w:t xml:space="preserve"> – </w:t>
       </w:r>
       <w:r>
         <w:t>имя пользователя (</w:t>
@@ -575,25 +1013,13 @@
         <w:rPr>
           <w:lang w:val="en-US"/>
         </w:rPr>
-        <w:t>surn</w:t>
-      </w:r>
-      <w:r>
-        <w:rPr>
-          <w:lang w:val="en-US"/>
-        </w:rPr>
-        <w:t>ame</w:t>
-      </w:r>
-      <w:r>
-        <w:t xml:space="preserve"> –</w:t>
-      </w:r>
-      <w:r>
-        <w:t xml:space="preserve"> </w:t>
-      </w:r>
-      <w:r>
-        <w:t>фамилия</w:t>
-      </w:r>
-      <w:r>
-        <w:t xml:space="preserve"> пользователя (</w:t>
+        <w:t>surname</w:t>
+      </w:r>
+      <w:r>
+        <w:t xml:space="preserve"> – </w:t>
+      </w:r>
+      <w:r>
+        <w:t>фамилия пользователя (</w:t>
       </w:r>
       <w:r>
         <w:rPr>
@@ -619,22 +1045,13 @@
         <w:rPr>
           <w:lang w:val="en-US"/>
         </w:rPr>
-        <w:t>n</w:t>
-      </w:r>
-      <w:r>
-        <w:rPr>
-          <w:lang w:val="en-US"/>
-        </w:rPr>
-        <w:t>ame</w:t>
+        <w:t>name</w:t>
       </w:r>
       <w:r>
         <w:t xml:space="preserve"> – </w:t>
       </w:r>
       <w:r>
-        <w:t>отчество</w:t>
-      </w:r>
-      <w:r>
-        <w:t xml:space="preserve"> пользователя (</w:t>
+        <w:t>отчество пользователя (</w:t>
       </w:r>
       <w:r>
         <w:rPr>
@@ -654,16 +1071,10 @@
         <w:t>phone</w:t>
       </w:r>
       <w:r>
-        <w:rPr>
-          <w:lang w:val="en-US"/>
-        </w:rPr>
         <w:t xml:space="preserve"> – </w:t>
       </w:r>
       <w:r>
-        <w:t>телефон</w:t>
-      </w:r>
-      <w:r>
-        <w:t xml:space="preserve"> пользователя (</w:t>
+        <w:t>телефон пользователя (</w:t>
       </w:r>
       <w:r>
         <w:rPr>
@@ -685,436 +1096,15 @@
         <w:rPr>
           <w:lang w:val="en-US"/>
         </w:rPr>
-        <w:t xml:space="preserve">role – </w:t>
-      </w:r>
-      <w:r>
-        <w:t>роль пользователя (</w:t>
-      </w:r>
-      <w:r>
-        <w:rPr>
-          <w:lang w:val="en-US"/>
-        </w:rPr>
-        <w:t>ENUM)</w:t>
+        <w:t>…</w:t>
       </w:r>
     </w:p>
     <w:p>
       <w:pPr>
-        <w:rPr>
-          <w:lang w:val="en-US"/>
-        </w:rPr>
+        <w:pStyle w:val="a3"/>
       </w:pPr>
       <w:r>
-        <w:rPr>
-          <w:lang w:val="en-US"/>
-        </w:rPr>
-        <w:t>…</w:t>
-      </w:r>
-    </w:p>
-    <w:p>
-      <w:pPr>
-        <w:rPr>
-          <w:b/>
-          <w:bCs/>
-          <w:lang w:val="en-US"/>
-        </w:rPr>
-      </w:pPr>
-      <w:r>
-        <w:rPr>
-          <w:b/>
-          <w:bCs/>
-          <w:lang w:val="en-US"/>
-        </w:rPr>
-        <w:t>students</w:t>
-      </w:r>
-    </w:p>
-    <w:tbl>
-      <w:tblPr>
-        <w:tblStyle w:val="a7"/>
-        <w:tblW w:w="9493" w:type="dxa"/>
-        <w:tblLook w:val="04A0" w:firstRow="1" w:lastRow="0" w:firstColumn="1" w:lastColumn="0" w:noHBand="0" w:noVBand="1"/>
-      </w:tblPr>
-      <w:tblGrid>
-        <w:gridCol w:w="389"/>
-        <w:gridCol w:w="1017"/>
-        <w:gridCol w:w="733"/>
-        <w:gridCol w:w="1490"/>
-        <w:gridCol w:w="1241"/>
-        <w:gridCol w:w="1553"/>
-        <w:gridCol w:w="730"/>
-        <w:gridCol w:w="1071"/>
-        <w:gridCol w:w="1269"/>
-      </w:tblGrid>
-      <w:tr>
-        <w:tc>
-          <w:tcPr>
-            <w:tcW w:w="383" w:type="dxa"/>
-          </w:tcPr>
-          <w:p>
-            <w:pPr>
-              <w:rPr>
-                <w:b/>
-                <w:bCs/>
-                <w:lang w:val="en-US"/>
-              </w:rPr>
-            </w:pPr>
-            <w:r>
-              <w:rPr>
-                <w:b/>
-                <w:bCs/>
-                <w:lang w:val="en-US"/>
-              </w:rPr>
-              <w:t>id</w:t>
-            </w:r>
-          </w:p>
-        </w:tc>
-        <w:tc>
-          <w:tcPr>
-            <w:tcW w:w="1001" w:type="dxa"/>
-          </w:tcPr>
-          <w:p>
-            <w:pPr>
-              <w:rPr>
-                <w:b/>
-                <w:bCs/>
-                <w:lang w:val="en-US"/>
-              </w:rPr>
-            </w:pPr>
-            <w:r>
-              <w:rPr>
-                <w:b/>
-                <w:bCs/>
-                <w:lang w:val="en-US"/>
-              </w:rPr>
-              <w:t>surname</w:t>
-            </w:r>
-          </w:p>
-        </w:tc>
-        <w:tc>
-          <w:tcPr>
-            <w:tcW w:w="723" w:type="dxa"/>
-          </w:tcPr>
-          <w:p>
-            <w:pPr>
-              <w:rPr>
-                <w:b/>
-                <w:bCs/>
-                <w:lang w:val="en-US"/>
-              </w:rPr>
-            </w:pPr>
-            <w:r>
-              <w:rPr>
-                <w:b/>
-                <w:bCs/>
-                <w:lang w:val="en-US"/>
-              </w:rPr>
-              <w:t>name</w:t>
-            </w:r>
-          </w:p>
-        </w:tc>
-        <w:tc>
-          <w:tcPr>
-            <w:tcW w:w="1462" w:type="dxa"/>
-          </w:tcPr>
-          <w:p>
-            <w:pPr>
-              <w:rPr>
-                <w:b/>
-                <w:bCs/>
-                <w:lang w:val="en-US"/>
-              </w:rPr>
-            </w:pPr>
-            <w:proofErr w:type="spellStart"/>
-            <w:r>
-              <w:rPr>
-                <w:b/>
-                <w:bCs/>
-                <w:lang w:val="en-US"/>
-              </w:rPr>
-              <w:t>Middle_name</w:t>
-            </w:r>
-            <w:proofErr w:type="spellEnd"/>
-          </w:p>
-        </w:tc>
-        <w:tc>
-          <w:tcPr>
-            <w:tcW w:w="1241" w:type="dxa"/>
-          </w:tcPr>
-          <w:p>
-            <w:pPr>
-              <w:rPr>
-                <w:b/>
-                <w:bCs/>
-                <w:lang w:val="en-US"/>
-              </w:rPr>
-            </w:pPr>
-            <w:r>
-              <w:rPr>
-                <w:b/>
-                <w:bCs/>
-                <w:lang w:val="en-US"/>
-              </w:rPr>
-              <w:t>email</w:t>
-            </w:r>
-          </w:p>
-        </w:tc>
-        <w:tc>
-          <w:tcPr>
-            <w:tcW w:w="1553" w:type="dxa"/>
-          </w:tcPr>
-          <w:p>
-            <w:pPr>
-              <w:rPr>
-                <w:b/>
-                <w:bCs/>
-                <w:lang w:val="en-US"/>
-              </w:rPr>
-            </w:pPr>
-            <w:r>
-              <w:rPr>
-                <w:b/>
-                <w:bCs/>
-                <w:lang w:val="en-US"/>
-              </w:rPr>
-              <w:t>phone</w:t>
-            </w:r>
-          </w:p>
-        </w:tc>
-        <w:tc>
-          <w:tcPr>
-            <w:tcW w:w="730" w:type="dxa"/>
-          </w:tcPr>
-          <w:p>
-            <w:pPr>
-              <w:rPr>
-                <w:b/>
-                <w:bCs/>
-                <w:lang w:val="en-US"/>
-              </w:rPr>
-            </w:pPr>
-            <w:r>
-              <w:rPr>
-                <w:b/>
-                <w:bCs/>
-                <w:lang w:val="en-US"/>
-              </w:rPr>
-              <w:t>birth</w:t>
-            </w:r>
-          </w:p>
-        </w:tc>
-        <w:tc>
-          <w:tcPr>
-            <w:tcW w:w="1055" w:type="dxa"/>
-            <w:shd w:val="clear" w:color="auto" w:fill="FFFF00"/>
-          </w:tcPr>
-          <w:p>
-            <w:pPr>
-              <w:rPr>
-                <w:b/>
-                <w:bCs/>
-                <w:lang w:val="en-US"/>
-              </w:rPr>
-            </w:pPr>
-            <w:proofErr w:type="spellStart"/>
-            <w:r>
-              <w:rPr>
-                <w:b/>
-                <w:bCs/>
-                <w:lang w:val="en-US"/>
-              </w:rPr>
-              <w:t>Group_id</w:t>
-            </w:r>
-            <w:proofErr w:type="spellEnd"/>
-          </w:p>
-        </w:tc>
-        <w:tc>
-          <w:tcPr>
-            <w:tcW w:w="1345" w:type="dxa"/>
-          </w:tcPr>
-          <w:p>
-            <w:pPr>
-              <w:rPr>
-                <w:b/>
-                <w:bCs/>
-                <w:lang w:val="en-US"/>
-              </w:rPr>
-            </w:pPr>
-            <w:proofErr w:type="spellStart"/>
-            <w:r>
-              <w:rPr>
-                <w:b/>
-                <w:bCs/>
-                <w:lang w:val="en-US"/>
-              </w:rPr>
-              <w:t>Created_at</w:t>
-            </w:r>
-            <w:proofErr w:type="spellEnd"/>
-          </w:p>
-        </w:tc>
-      </w:tr>
-      <w:tr>
-        <w:tc>
-          <w:tcPr>
-            <w:tcW w:w="383" w:type="dxa"/>
-          </w:tcPr>
-          <w:p>
-            <w:pPr>
-              <w:rPr>
-                <w:lang w:val="en-US"/>
-              </w:rPr>
-            </w:pPr>
-            <w:r>
-              <w:rPr>
-                <w:lang w:val="en-US"/>
-              </w:rPr>
-              <w:t>1</w:t>
-            </w:r>
-          </w:p>
-        </w:tc>
-        <w:tc>
-          <w:tcPr>
-            <w:tcW w:w="1001" w:type="dxa"/>
-          </w:tcPr>
-          <w:p>
-            <w:r>
-              <w:t>Петров</w:t>
-            </w:r>
-          </w:p>
-        </w:tc>
-        <w:tc>
-          <w:tcPr>
-            <w:tcW w:w="723" w:type="dxa"/>
-          </w:tcPr>
-          <w:p>
-            <w:r>
-              <w:t>Петр</w:t>
-            </w:r>
-          </w:p>
-        </w:tc>
-        <w:tc>
-          <w:tcPr>
-            <w:tcW w:w="1462" w:type="dxa"/>
-          </w:tcPr>
-          <w:p>
-            <w:r>
-              <w:t>Петрович</w:t>
-            </w:r>
-          </w:p>
-        </w:tc>
-        <w:tc>
-          <w:tcPr>
-            <w:tcW w:w="1241" w:type="dxa"/>
-          </w:tcPr>
-          <w:p>
-            <w:pPr>
-              <w:rPr>
-                <w:lang w:val="en-US"/>
-              </w:rPr>
-            </w:pPr>
-            <w:r>
-              <w:rPr>
-                <w:lang w:val="en-US"/>
-              </w:rPr>
-              <w:t>petr@ex.ru</w:t>
-            </w:r>
-          </w:p>
-        </w:tc>
-        <w:tc>
-          <w:tcPr>
-            <w:tcW w:w="1553" w:type="dxa"/>
-          </w:tcPr>
-          <w:p>
-            <w:pPr>
-              <w:rPr>
-                <w:lang w:val="en-US"/>
-              </w:rPr>
-            </w:pPr>
-            <w:r>
-              <w:rPr>
-                <w:lang w:val="en-US"/>
-              </w:rPr>
-              <w:t>+71234567890</w:t>
-            </w:r>
-          </w:p>
-        </w:tc>
-        <w:tc>
-          <w:tcPr>
-            <w:tcW w:w="730" w:type="dxa"/>
-          </w:tcPr>
-          <w:p>
-            <w:pPr>
-              <w:rPr>
-                <w:lang w:val="en-US"/>
-              </w:rPr>
-            </w:pPr>
-            <w:r>
-              <w:rPr>
-                <w:lang w:val="en-US"/>
-              </w:rPr>
-              <w:t>2000-01-01</w:t>
-            </w:r>
-          </w:p>
-        </w:tc>
-        <w:tc>
-          <w:tcPr>
-            <w:tcW w:w="1055" w:type="dxa"/>
-            <w:shd w:val="clear" w:color="auto" w:fill="FFFF00"/>
-          </w:tcPr>
-          <w:p>
-            <w:pPr>
-              <w:rPr>
-                <w:lang w:val="en-US"/>
-              </w:rPr>
-            </w:pPr>
-            <w:r>
-              <w:rPr>
-                <w:lang w:val="en-US"/>
-              </w:rPr>
-              <w:t>1</w:t>
-            </w:r>
-          </w:p>
-        </w:tc>
-        <w:tc>
-          <w:tcPr>
-            <w:tcW w:w="1345" w:type="dxa"/>
-          </w:tcPr>
-          <w:p>
-            <w:pPr>
-              <w:rPr>
-                <w:lang w:val="en-US"/>
-              </w:rPr>
-            </w:pPr>
-            <w:r>
-              <w:rPr>
-                <w:lang w:val="en-US"/>
-              </w:rPr>
-              <w:t>2018-08-25</w:t>
-            </w:r>
-          </w:p>
-        </w:tc>
-      </w:tr>
-    </w:tbl>
-    <w:p>
-      <w:pPr>
-        <w:rPr>
-          <w:lang w:val="en-US"/>
-        </w:rPr>
-      </w:pPr>
-    </w:p>
-    <w:p>
-      <w:pPr>
-        <w:rPr>
-          <w:b/>
-          <w:bCs/>
-          <w:lang w:val="en-US"/>
-        </w:rPr>
-      </w:pPr>
-      <w:r>
-        <w:rPr>
-          <w:b/>
-          <w:bCs/>
-          <w:lang w:val="en-US"/>
-        </w:rPr>
-        <w:t>groups</w:t>
+        <w:t>Связи</w:t>
       </w:r>
     </w:p>
     <w:tbl>
@@ -1124,187 +1114,532 @@
         <w:tblLook w:val="04A0" w:firstRow="1" w:lastRow="0" w:firstColumn="1" w:lastColumn="0" w:noHBand="0" w:noVBand="1"/>
       </w:tblPr>
       <w:tblGrid>
-        <w:gridCol w:w="879"/>
-        <w:gridCol w:w="922"/>
-        <w:gridCol w:w="1152"/>
-        <w:gridCol w:w="1453"/>
+        <w:gridCol w:w="5949"/>
+        <w:gridCol w:w="709"/>
+        <w:gridCol w:w="2687"/>
       </w:tblGrid>
       <w:tr>
         <w:tc>
           <w:tcPr>
-            <w:tcW w:w="879" w:type="dxa"/>
-            <w:shd w:val="clear" w:color="auto" w:fill="FFFF00"/>
-          </w:tcPr>
-          <w:p>
-            <w:pPr>
-              <w:rPr>
-                <w:b/>
-                <w:bCs/>
-                <w:lang w:val="en-US"/>
-              </w:rPr>
-            </w:pPr>
-            <w:r>
-              <w:rPr>
-                <w:b/>
-                <w:bCs/>
-                <w:lang w:val="en-US"/>
-              </w:rPr>
-              <w:t>id</w:t>
-            </w:r>
-          </w:p>
-        </w:tc>
-        <w:tc>
-          <w:tcPr>
-            <w:tcW w:w="922" w:type="dxa"/>
-          </w:tcPr>
-          <w:p>
-            <w:pPr>
-              <w:rPr>
-                <w:b/>
-                <w:bCs/>
-                <w:lang w:val="en-US"/>
-              </w:rPr>
-            </w:pPr>
-            <w:r>
-              <w:rPr>
-                <w:b/>
-                <w:bCs/>
-                <w:lang w:val="en-US"/>
-              </w:rPr>
-              <w:t>faculty</w:t>
-            </w:r>
-          </w:p>
-        </w:tc>
-        <w:tc>
-          <w:tcPr>
-            <w:tcW w:w="1136" w:type="dxa"/>
-          </w:tcPr>
-          <w:p>
-            <w:pPr>
-              <w:rPr>
-                <w:b/>
-                <w:bCs/>
-                <w:lang w:val="en-US"/>
-              </w:rPr>
-            </w:pPr>
-            <w:r>
-              <w:rPr>
-                <w:b/>
-                <w:bCs/>
-                <w:lang w:val="en-US"/>
-              </w:rPr>
-              <w:t>Schedule_</w:t>
-            </w:r>
-          </w:p>
-        </w:tc>
-        <w:tc>
-          <w:tcPr>
-            <w:tcW w:w="1453" w:type="dxa"/>
-          </w:tcPr>
-          <w:p>
-            <w:pPr>
-              <w:rPr>
-                <w:b/>
-                <w:bCs/>
-                <w:lang w:val="en-US"/>
-              </w:rPr>
-            </w:pPr>
-            <w:proofErr w:type="spellStart"/>
-            <w:r>
-              <w:rPr>
-                <w:b/>
-                <w:bCs/>
-                <w:lang w:val="en-US"/>
-              </w:rPr>
-              <w:t>Created_at</w:t>
-            </w:r>
-            <w:proofErr w:type="spellEnd"/>
+            <w:tcW w:w="5949" w:type="dxa"/>
+            <w:shd w:val="clear" w:color="auto" w:fill="E7E6E6" w:themeFill="background2"/>
+          </w:tcPr>
+          <w:p>
+            <w:pPr>
+              <w:rPr>
+                <w:b/>
+                <w:bCs/>
+              </w:rPr>
+            </w:pPr>
+            <w:r>
+              <w:rPr>
+                <w:b/>
+                <w:bCs/>
+              </w:rPr>
+              <w:t>СВЯЗЬ</w:t>
+            </w:r>
+          </w:p>
+        </w:tc>
+        <w:tc>
+          <w:tcPr>
+            <w:tcW w:w="709" w:type="dxa"/>
+            <w:shd w:val="clear" w:color="auto" w:fill="E7E6E6" w:themeFill="background2"/>
+          </w:tcPr>
+          <w:p>
+            <w:pPr>
+              <w:rPr>
+                <w:b/>
+                <w:bCs/>
+                <w:i/>
+                <w:iCs/>
+              </w:rPr>
+            </w:pPr>
+            <w:r>
+              <w:rPr>
+                <w:b/>
+                <w:bCs/>
+                <w:i/>
+                <w:iCs/>
+              </w:rPr>
+              <w:t>ТИП</w:t>
+            </w:r>
+          </w:p>
+        </w:tc>
+        <w:tc>
+          <w:tcPr>
+            <w:tcW w:w="2687" w:type="dxa"/>
+            <w:shd w:val="clear" w:color="auto" w:fill="E7E6E6" w:themeFill="background2"/>
+          </w:tcPr>
+          <w:p>
+            <w:pPr>
+              <w:rPr>
+                <w:b/>
+                <w:bCs/>
+                <w:i/>
+                <w:iCs/>
+              </w:rPr>
+            </w:pPr>
+            <w:r>
+              <w:rPr>
+                <w:b/>
+                <w:bCs/>
+                <w:i/>
+                <w:iCs/>
+              </w:rPr>
+              <w:t>ОПИСАНИЕ</w:t>
+            </w:r>
           </w:p>
         </w:tc>
       </w:tr>
       <w:tr>
         <w:tc>
           <w:tcPr>
-            <w:tcW w:w="879" w:type="dxa"/>
-            <w:shd w:val="clear" w:color="auto" w:fill="FFFF00"/>
-          </w:tcPr>
-          <w:p>
-            <w:pPr>
-              <w:rPr>
-                <w:lang w:val="en-US"/>
-              </w:rPr>
-            </w:pPr>
-            <w:r>
-              <w:rPr>
-                <w:lang w:val="en-US"/>
-              </w:rPr>
-              <w:t>1</w:t>
-            </w:r>
-          </w:p>
-        </w:tc>
-        <w:tc>
-          <w:tcPr>
-            <w:tcW w:w="922" w:type="dxa"/>
-          </w:tcPr>
-          <w:p>
-            <w:pPr>
-              <w:rPr>
-                <w:lang w:val="en-US"/>
-              </w:rPr>
-            </w:pPr>
-            <w:r>
-              <w:rPr>
-                <w:lang w:val="en-US"/>
-              </w:rPr>
-              <w:t>21</w:t>
-            </w:r>
-          </w:p>
-        </w:tc>
-        <w:tc>
-          <w:tcPr>
-            <w:tcW w:w="1136" w:type="dxa"/>
-          </w:tcPr>
-          <w:p>
-            <w:pPr>
-              <w:rPr>
-                <w:lang w:val="en-US"/>
-              </w:rPr>
-            </w:pPr>
-            <w:r>
-              <w:rPr>
-                <w:lang w:val="en-US"/>
-              </w:rPr>
-              <w:t>54</w:t>
-            </w:r>
-          </w:p>
-        </w:tc>
-        <w:tc>
-          <w:tcPr>
-            <w:tcW w:w="1453" w:type="dxa"/>
-          </w:tcPr>
-          <w:p>
-            <w:pPr>
-              <w:rPr>
-                <w:lang w:val="en-US"/>
-              </w:rPr>
-            </w:pPr>
-            <w:r>
-              <w:rPr>
-                <w:lang w:val="en-US"/>
-              </w:rPr>
-              <w:t>2018-01-01</w:t>
+            <w:tcW w:w="5949" w:type="dxa"/>
+            <w:vAlign w:val="center"/>
+          </w:tcPr>
+          <w:p>
+            <w:pPr>
+              <w:rPr>
+                <w:b/>
+                <w:bCs/>
+              </w:rPr>
+            </w:pPr>
+            <w:r>
+              <w:rPr>
+                <w:b/>
+                <w:bCs/>
+              </w:rPr>
+              <w:t>Студенты - Группы</w:t>
+            </w:r>
+          </w:p>
+        </w:tc>
+        <w:tc>
+          <w:tcPr>
+            <w:tcW w:w="709" w:type="dxa"/>
+            <w:vAlign w:val="center"/>
+          </w:tcPr>
+          <w:p>
+            <w:pPr>
+              <w:rPr>
+                <w:i/>
+                <w:iCs/>
+              </w:rPr>
+            </w:pPr>
+            <w:r>
+              <w:rPr>
+                <w:i/>
+                <w:iCs/>
+              </w:rPr>
+              <w:t>ОО</w:t>
+            </w:r>
+          </w:p>
+        </w:tc>
+        <w:tc>
+          <w:tcPr>
+            <w:tcW w:w="2687" w:type="dxa"/>
+            <w:vAlign w:val="center"/>
+          </w:tcPr>
+          <w:p>
+            <w:pPr>
+              <w:rPr>
+                <w:i/>
+                <w:iCs/>
+              </w:rPr>
+            </w:pPr>
+            <w:r>
+              <w:rPr>
+                <w:i/>
+                <w:iCs/>
+              </w:rPr>
+              <w:t>1 студент – 1 группа</w:t>
+            </w:r>
+          </w:p>
+        </w:tc>
+      </w:tr>
+      <w:tr>
+        <w:tc>
+          <w:tcPr>
+            <w:tcW w:w="5949" w:type="dxa"/>
+            <w:vAlign w:val="center"/>
+          </w:tcPr>
+          <w:p>
+            <w:pPr>
+              <w:rPr>
+                <w:b/>
+                <w:bCs/>
+              </w:rPr>
+            </w:pPr>
+            <w:r>
+              <w:rPr>
+                <w:b/>
+                <w:bCs/>
+              </w:rPr>
+              <w:t xml:space="preserve">Группы – </w:t>
+            </w:r>
+            <w:r>
+              <w:rPr>
+                <w:b/>
+                <w:bCs/>
+              </w:rPr>
+              <w:t>(</w:t>
+            </w:r>
+            <w:r>
+              <w:rPr>
+                <w:b/>
+                <w:bCs/>
+              </w:rPr>
+              <w:t>Расписания</w:t>
+            </w:r>
+            <w:r>
+              <w:rPr>
+                <w:b/>
+                <w:bCs/>
+              </w:rPr>
+              <w:t>, Специальности)</w:t>
+            </w:r>
+          </w:p>
+        </w:tc>
+        <w:tc>
+          <w:tcPr>
+            <w:tcW w:w="709" w:type="dxa"/>
+            <w:vAlign w:val="center"/>
+          </w:tcPr>
+          <w:p>
+            <w:pPr>
+              <w:rPr>
+                <w:i/>
+                <w:iCs/>
+              </w:rPr>
+            </w:pPr>
+            <w:r>
+              <w:rPr>
+                <w:i/>
+                <w:iCs/>
+              </w:rPr>
+              <w:t>ОМ</w:t>
+            </w:r>
+          </w:p>
+        </w:tc>
+        <w:tc>
+          <w:tcPr>
+            <w:tcW w:w="2687" w:type="dxa"/>
+            <w:vAlign w:val="center"/>
+          </w:tcPr>
+          <w:p>
+            <w:pPr>
+              <w:rPr>
+                <w:i/>
+                <w:iCs/>
+              </w:rPr>
+            </w:pPr>
+            <w:r>
+              <w:rPr>
+                <w:i/>
+                <w:iCs/>
+              </w:rPr>
+              <w:t>1 группа – 1 расписание, 1 специальность</w:t>
+            </w:r>
+          </w:p>
+        </w:tc>
+      </w:tr>
+      <w:tr>
+        <w:tc>
+          <w:tcPr>
+            <w:tcW w:w="5949" w:type="dxa"/>
+            <w:vAlign w:val="center"/>
+          </w:tcPr>
+          <w:p>
+            <w:pPr>
+              <w:rPr>
+                <w:b/>
+                <w:bCs/>
+              </w:rPr>
+            </w:pPr>
+            <w:r>
+              <w:rPr>
+                <w:b/>
+                <w:bCs/>
+              </w:rPr>
+              <w:t>Авторизация – (Студенты, Преподаватели, Руководство)</w:t>
+            </w:r>
+          </w:p>
+        </w:tc>
+        <w:tc>
+          <w:tcPr>
+            <w:tcW w:w="709" w:type="dxa"/>
+            <w:vAlign w:val="center"/>
+          </w:tcPr>
+          <w:p>
+            <w:pPr>
+              <w:rPr>
+                <w:i/>
+                <w:iCs/>
+              </w:rPr>
+            </w:pPr>
+            <w:r>
+              <w:rPr>
+                <w:i/>
+                <w:iCs/>
+              </w:rPr>
+              <w:t>ОМ</w:t>
+            </w:r>
+          </w:p>
+        </w:tc>
+        <w:tc>
+          <w:tcPr>
+            <w:tcW w:w="2687" w:type="dxa"/>
+            <w:vAlign w:val="center"/>
+          </w:tcPr>
+          <w:p>
+            <w:pPr>
+              <w:rPr>
+                <w:i/>
+                <w:iCs/>
+              </w:rPr>
+            </w:pPr>
+            <w:r>
+              <w:rPr>
+                <w:i/>
+                <w:iCs/>
+              </w:rPr>
+              <w:t xml:space="preserve">1 учетная запись – 1 преподаватель, 1 </w:t>
+            </w:r>
+            <w:r>
+              <w:rPr>
+                <w:i/>
+                <w:iCs/>
+              </w:rPr>
+              <w:lastRenderedPageBreak/>
+              <w:t>студент, 1 руководитель</w:t>
+            </w:r>
+          </w:p>
+        </w:tc>
+      </w:tr>
+      <w:tr>
+        <w:tc>
+          <w:tcPr>
+            <w:tcW w:w="5949" w:type="dxa"/>
+            <w:vAlign w:val="center"/>
+          </w:tcPr>
+          <w:p>
+            <w:pPr>
+              <w:rPr>
+                <w:b/>
+                <w:bCs/>
+              </w:rPr>
+            </w:pPr>
+            <w:r>
+              <w:rPr>
+                <w:b/>
+                <w:bCs/>
+              </w:rPr>
+              <w:lastRenderedPageBreak/>
+              <w:t>Сессии – (Студенты, Преподаватели, Руководство)</w:t>
+            </w:r>
+          </w:p>
+        </w:tc>
+        <w:tc>
+          <w:tcPr>
+            <w:tcW w:w="709" w:type="dxa"/>
+            <w:vAlign w:val="center"/>
+          </w:tcPr>
+          <w:p>
+            <w:pPr>
+              <w:rPr>
+                <w:i/>
+                <w:iCs/>
+              </w:rPr>
+            </w:pPr>
+            <w:r>
+              <w:rPr>
+                <w:i/>
+                <w:iCs/>
+              </w:rPr>
+              <w:t>ОМ</w:t>
+            </w:r>
+          </w:p>
+        </w:tc>
+        <w:tc>
+          <w:tcPr>
+            <w:tcW w:w="2687" w:type="dxa"/>
+            <w:vAlign w:val="center"/>
+          </w:tcPr>
+          <w:p>
+            <w:pPr>
+              <w:rPr>
+                <w:i/>
+                <w:iCs/>
+              </w:rPr>
+            </w:pPr>
+            <w:r>
+              <w:rPr>
+                <w:i/>
+                <w:iCs/>
+              </w:rPr>
+              <w:t xml:space="preserve">1 сессия - </w:t>
+            </w:r>
+            <w:r>
+              <w:rPr>
+                <w:i/>
+                <w:iCs/>
+              </w:rPr>
+              <w:t>1 преподаватель, 1 студент, 1 руководитель</w:t>
+            </w:r>
+          </w:p>
+        </w:tc>
+      </w:tr>
+      <w:tr>
+        <w:tc>
+          <w:tcPr>
+            <w:tcW w:w="5949" w:type="dxa"/>
+            <w:vAlign w:val="center"/>
+          </w:tcPr>
+          <w:p>
+            <w:pPr>
+              <w:rPr>
+                <w:b/>
+                <w:bCs/>
+              </w:rPr>
+            </w:pPr>
+            <w:r>
+              <w:rPr>
+                <w:b/>
+                <w:bCs/>
+              </w:rPr>
+              <w:t>Преподаватели – Расписания</w:t>
+            </w:r>
+            <w:r>
+              <w:rPr>
+                <w:b/>
+                <w:bCs/>
+              </w:rPr>
+              <w:t>, группы, Дисциплины</w:t>
+            </w:r>
+          </w:p>
+        </w:tc>
+        <w:tc>
+          <w:tcPr>
+            <w:tcW w:w="709" w:type="dxa"/>
+            <w:vAlign w:val="center"/>
+          </w:tcPr>
+          <w:p>
+            <w:pPr>
+              <w:rPr>
+                <w:i/>
+                <w:iCs/>
+              </w:rPr>
+            </w:pPr>
+            <w:r>
+              <w:rPr>
+                <w:i/>
+                <w:iCs/>
+              </w:rPr>
+              <w:t>О</w:t>
+            </w:r>
+            <w:r>
+              <w:rPr>
+                <w:i/>
+                <w:iCs/>
+              </w:rPr>
+              <w:t>М</w:t>
+            </w:r>
+          </w:p>
+        </w:tc>
+        <w:tc>
+          <w:tcPr>
+            <w:tcW w:w="2687" w:type="dxa"/>
+            <w:vAlign w:val="center"/>
+          </w:tcPr>
+          <w:p>
+            <w:pPr>
+              <w:rPr>
+                <w:i/>
+                <w:iCs/>
+              </w:rPr>
+            </w:pPr>
+            <w:r>
+              <w:rPr>
+                <w:i/>
+                <w:iCs/>
+              </w:rPr>
+              <w:t>1 преподаватель – несколько групп</w:t>
+            </w:r>
+          </w:p>
+        </w:tc>
+      </w:tr>
+      <w:tr>
+        <w:tc>
+          <w:tcPr>
+            <w:tcW w:w="5949" w:type="dxa"/>
+            <w:vAlign w:val="center"/>
+          </w:tcPr>
+          <w:p>
+            <w:pPr>
+              <w:rPr>
+                <w:b/>
+                <w:bCs/>
+              </w:rPr>
+            </w:pPr>
+            <w:r>
+              <w:rPr>
+                <w:b/>
+                <w:bCs/>
+              </w:rPr>
+              <w:t>Специальности - Факультеты</w:t>
+            </w:r>
+          </w:p>
+        </w:tc>
+        <w:tc>
+          <w:tcPr>
+            <w:tcW w:w="709" w:type="dxa"/>
+            <w:vAlign w:val="center"/>
+          </w:tcPr>
+          <w:p>
+            <w:pPr>
+              <w:rPr>
+                <w:i/>
+                <w:iCs/>
+              </w:rPr>
+            </w:pPr>
+            <w:r>
+              <w:rPr>
+                <w:i/>
+                <w:iCs/>
+              </w:rPr>
+              <w:t>М</w:t>
+            </w:r>
+            <w:r>
+              <w:rPr>
+                <w:i/>
+                <w:iCs/>
+              </w:rPr>
+              <w:t>О</w:t>
+            </w:r>
+          </w:p>
+        </w:tc>
+        <w:tc>
+          <w:tcPr>
+            <w:tcW w:w="2687" w:type="dxa"/>
+            <w:vAlign w:val="center"/>
+          </w:tcPr>
+          <w:p>
+            <w:pPr>
+              <w:rPr>
+                <w:i/>
+                <w:iCs/>
+              </w:rPr>
+            </w:pPr>
+            <w:r>
+              <w:rPr>
+                <w:i/>
+                <w:iCs/>
+              </w:rPr>
+              <w:t>Несколько специальностей – один факультет</w:t>
             </w:r>
           </w:p>
         </w:tc>
       </w:tr>
     </w:tbl>
-    <w:p>
-      <w:pPr>
-        <w:rPr>
-          <w:lang w:val="en-US"/>
-        </w:rPr>
-      </w:pPr>
-    </w:p>
     <w:p/>
     <w:sectPr>
       <w:pgSz w:w="11906" w:h="16838"/>
